--- a/Templates/order_water_no_reply.docx
+++ b/Templates/order_water_no_reply.docx
@@ -230,8 +230,9 @@
                 <w:szCs w:val="18"/>
                 <w:lang w:val="en-PH" w:eastAsia="en-PH"/>
               </w:rPr>
-              <w:t>{{case_number</w:t>
+              <w:t>{{</w:t>
             </w:r>
+            <w:proofErr w:type="spellStart"/>
             <w:r>
               <w:rPr>
                 <w:rFonts w:ascii="Bookman Old Style" w:hAnsi="Bookman Old Style"/>
@@ -242,8 +243,21 @@
                 <w:szCs w:val="18"/>
                 <w:lang w:val="en-PH" w:eastAsia="en-PH"/>
               </w:rPr>
+              <w:t>case_number</w:t>
+            </w:r>
+            <w:r>
+              <w:rPr>
+                <w:rFonts w:ascii="Bookman Old Style" w:hAnsi="Bookman Old Style"/>
+                <w:b/>
+                <w:bCs/>
+                <w:color w:val="000000"/>
+                <w:sz w:val="18"/>
+                <w:szCs w:val="18"/>
+                <w:lang w:val="en-PH" w:eastAsia="en-PH"/>
+              </w:rPr>
               <w:t>_only</w:t>
             </w:r>
+            <w:proofErr w:type="spellEnd"/>
             <w:r>
               <w:rPr>
                 <w:rFonts w:ascii="Bookman Old Style" w:hAnsi="Bookman Old Style"/>
@@ -339,7 +353,29 @@
                 <w:sz w:val="24"/>
                 <w:szCs w:val="24"/>
               </w:rPr>
-              <w:t>{{client_name}}</w:t>
+              <w:t>{{</w:t>
+            </w:r>
+            <w:proofErr w:type="spellStart"/>
+            <w:r>
+              <w:rPr>
+                <w:rFonts w:ascii="Bookman Old Style" w:hAnsi="Bookman Old Style" w:cs="Arial"/>
+                <w:b/>
+                <w:bCs/>
+                <w:sz w:val="24"/>
+                <w:szCs w:val="24"/>
+              </w:rPr>
+              <w:t>client_name</w:t>
+            </w:r>
+            <w:proofErr w:type="spellEnd"/>
+            <w:r>
+              <w:rPr>
+                <w:rFonts w:ascii="Bookman Old Style" w:hAnsi="Bookman Old Style" w:cs="Arial"/>
+                <w:b/>
+                <w:bCs/>
+                <w:sz w:val="24"/>
+                <w:szCs w:val="24"/>
+              </w:rPr>
+              <w:t>}}</w:t>
             </w:r>
             <w:r>
               <w:rPr>
@@ -506,8 +542,17 @@
           <w:rFonts w:ascii="Bookman Old Style" w:hAnsi="Bookman Old Style" w:cs="Arial"/>
           <w:b/>
         </w:rPr>
-        <w:t>-----------------x</w:t>
-      </w:r>
+        <w:t>-----------------</w:t>
+      </w:r>
+      <w:proofErr w:type="spellStart"/>
+      <w:r>
+        <w:rPr>
+          <w:rFonts w:ascii="Bookman Old Style" w:hAnsi="Bookman Old Style" w:cs="Arial"/>
+          <w:b/>
+        </w:rPr>
+        <w:t>x</w:t>
+      </w:r>
+      <w:proofErr w:type="spellEnd"/>
       <w:r>
         <w:rPr>
           <w:rFonts w:ascii="Bookman Old Style" w:hAnsi="Bookman Old Style" w:cs="Arial"/>
@@ -549,26 +594,33 @@
         <w:jc w:val="both"/>
         <w:rPr>
           <w:rFonts w:ascii="Bookman Old Style" w:hAnsi="Bookman Old Style" w:cs="Arial"/>
-          <w:b/>
-        </w:rPr>
-      </w:pPr>
-      <w:r>
-        <w:rPr>
-          <w:rFonts w:ascii="Bookman Old Style" w:hAnsi="Bookman Old Style" w:cs="Arial"/>
-        </w:rPr>
-        <w:t xml:space="preserve">For consideration before the Board is the pollution case of Respondent docketed as </w:t>
-      </w:r>
-      <w:r>
-        <w:rPr>
-          <w:rFonts w:ascii="Bookman Old Style" w:hAnsi="Bookman Old Style" w:cs="Arial"/>
-        </w:rPr>
-        <w:t xml:space="preserve">DENR-PAB CASE NO. NCR </w:t>
-      </w:r>
-      <w:r>
-        <w:rPr>
-          <w:rFonts w:ascii="Bookman Old Style" w:hAnsi="Bookman Old Style" w:cs="Arial"/>
-        </w:rPr>
-        <w:t>{{case_number_only}}</w:t>
+        </w:rPr>
+      </w:pPr>
+      <w:r>
+        <w:rPr>
+          <w:rFonts w:ascii="Bookman Old Style" w:hAnsi="Bookman Old Style" w:cs="Arial"/>
+        </w:rPr>
+        <w:t xml:space="preserve">For consideration before the Board is the pollution case of Respondent docketed as DENR-PAB CASE NO. NCR </w:t>
+      </w:r>
+      <w:r>
+        <w:rPr>
+          <w:rFonts w:ascii="Bookman Old Style" w:hAnsi="Bookman Old Style" w:cs="Arial"/>
+        </w:rPr>
+        <w:t>{{</w:t>
+      </w:r>
+      <w:proofErr w:type="spellStart"/>
+      <w:r>
+        <w:rPr>
+          <w:rFonts w:ascii="Bookman Old Style" w:hAnsi="Bookman Old Style" w:cs="Arial"/>
+        </w:rPr>
+        <w:t>case_number_only</w:t>
+      </w:r>
+      <w:proofErr w:type="spellEnd"/>
+      <w:r>
+        <w:rPr>
+          <w:rFonts w:ascii="Bookman Old Style" w:hAnsi="Bookman Old Style" w:cs="Arial"/>
+        </w:rPr>
+        <w:t>}}</w:t>
       </w:r>
       <w:r>
         <w:rPr>
@@ -586,13 +638,7 @@
         <w:rPr>
           <w:rFonts w:ascii="Bookman Old Style" w:hAnsi="Bookman Old Style" w:cs="Arial"/>
         </w:rPr>
-        <w:t>W</w:t>
-      </w:r>
-      <w:r>
-        <w:rPr>
-          <w:rFonts w:ascii="Bookman Old Style" w:hAnsi="Bookman Old Style" w:cs="Arial"/>
-        </w:rPr>
-        <w:t>.</w:t>
+        <w:t>W.</w:t>
       </w:r>
     </w:p>
     <w:p>
@@ -608,7 +654,6 @@
         <w:jc w:val="both"/>
         <w:rPr>
           <w:rFonts w:ascii="Bookman Old Style" w:hAnsi="Bookman Old Style" w:cs="Arial"/>
-          <w:bCs/>
           <w:iCs/>
         </w:rPr>
       </w:pPr>
@@ -628,25 +673,7 @@
         <w:rPr>
           <w:rFonts w:ascii="Bookman Old Style" w:hAnsi="Bookman Old Style" w:cs="Arial"/>
         </w:rPr>
-        <w:t xml:space="preserve"> based on the inspection conducted by the </w:t>
-      </w:r>
-      <w:r>
-        <w:rPr>
-          <w:rFonts w:ascii="Bookman Old Style" w:hAnsi="Bookman Old Style" w:cs="Arial"/>
-        </w:rPr>
-        <w:t xml:space="preserve">technical </w:t>
-      </w:r>
-      <w:r>
-        <w:rPr>
-          <w:rFonts w:ascii="Bookman Old Style" w:hAnsi="Bookman Old Style" w:cs="Arial"/>
-        </w:rPr>
-        <w:t xml:space="preserve">personnel of </w:t>
-      </w:r>
-      <w:r>
-        <w:rPr>
-          <w:rFonts w:ascii="Bookman Old Style" w:hAnsi="Bookman Old Style" w:cs="Arial"/>
-        </w:rPr>
-        <w:t>this Office</w:t>
+        <w:t xml:space="preserve"> based on the inspection conducted by the technical personnel of this Office</w:t>
       </w:r>
       <w:r>
         <w:rPr>
@@ -658,49 +685,80 @@
         <w:rPr>
           <w:rFonts w:ascii="Bookman Old Style" w:hAnsi="Bookman Old Style" w:cs="Arial"/>
         </w:rPr>
-        <w:t>{{date_of_inspection}}</w:t>
-      </w:r>
-      <w:r>
-        <w:rPr>
-          <w:rFonts w:ascii="Bookman Old Style" w:hAnsi="Bookman Old Style" w:cs="Arial"/>
-        </w:rPr>
-        <w:t xml:space="preserve">, Respondent </w:t>
-      </w:r>
-      <w:r>
-        <w:rPr>
-          <w:rFonts w:ascii="Bookman Old Style" w:hAnsi="Bookman Old Style" w:cs="Arial"/>
-        </w:rPr>
-        <w:t>is</w:t>
-      </w:r>
-      <w:r>
-        <w:rPr>
-          <w:rFonts w:ascii="Bookman Old Style" w:hAnsi="Bookman Old Style" w:cs="Arial"/>
+        <w:t>{{</w:t>
+      </w:r>
+      <w:proofErr w:type="spellStart"/>
+      <w:r>
+        <w:rPr>
+          <w:rFonts w:ascii="Bookman Old Style" w:hAnsi="Bookman Old Style" w:cs="Arial"/>
+        </w:rPr>
+        <w:t>date_of_inspection</w:t>
+      </w:r>
+      <w:proofErr w:type="spellEnd"/>
+      <w:r>
+        <w:rPr>
+          <w:rFonts w:ascii="Bookman Old Style" w:hAnsi="Bookman Old Style" w:cs="Arial"/>
+        </w:rPr>
+        <w:t>}}</w:t>
+      </w:r>
+      <w:r>
+        <w:rPr>
+          <w:rFonts w:ascii="Bookman Old Style" w:hAnsi="Bookman Old Style" w:cs="Arial"/>
+        </w:rPr>
+        <w:t xml:space="preserve">, Respondent is </w:t>
+      </w:r>
+      <w:r>
+        <w:rPr>
+          <w:rFonts w:ascii="Bookman Old Style" w:hAnsi="Bookman Old Style" w:cs="Arial"/>
+          <w:iCs/>
+        </w:rPr>
+        <w:t xml:space="preserve">{% for v in </w:t>
+      </w:r>
+      <w:r>
+        <w:rPr>
+          <w:rFonts w:ascii="Bookman Old Style" w:hAnsi="Bookman Old Style" w:cs="Arial"/>
+          <w:iCs/>
+        </w:rPr>
+        <w:t>findings</w:t>
+      </w:r>
+      <w:r>
+        <w:rPr>
+          <w:rFonts w:ascii="Bookman Old Style" w:hAnsi="Bookman Old Style" w:cs="Arial"/>
+          <w:iCs/>
         </w:rPr>
         <w:t xml:space="preserve"> </w:t>
       </w:r>
-      <w:r>
-        <w:rPr>
-          <w:rFonts w:ascii="Bookman Old Style" w:hAnsi="Bookman Old Style" w:cs="Arial"/>
-          <w:bCs/>
+      <w:proofErr w:type="gramStart"/>
+      <w:r>
+        <w:rPr>
+          <w:rFonts w:ascii="Bookman Old Style" w:hAnsi="Bookman Old Style" w:cs="Arial"/>
           <w:iCs/>
         </w:rPr>
-        <w:t xml:space="preserve">{% for v in </w:t>
-      </w:r>
-      <w:r>
-        <w:rPr>
-          <w:rFonts w:ascii="Bookman Old Style" w:hAnsi="Bookman Old Style" w:cs="Arial"/>
-          <w:bCs/>
+        <w:t>%}{</w:t>
+      </w:r>
+      <w:proofErr w:type="gramEnd"/>
+      <w:r>
+        <w:rPr>
+          <w:rFonts w:ascii="Bookman Old Style" w:hAnsi="Bookman Old Style" w:cs="Arial"/>
           <w:iCs/>
         </w:rPr>
-        <w:t>findings</w:t>
-      </w:r>
-      <w:r>
-        <w:rPr>
-          <w:rFonts w:ascii="Bookman Old Style" w:hAnsi="Bookman Old Style" w:cs="Arial"/>
-          <w:bCs/>
+        <w:t xml:space="preserve">{ v }} {% </w:t>
+      </w:r>
+      <w:proofErr w:type="spellStart"/>
+      <w:r>
+        <w:rPr>
+          <w:rFonts w:ascii="Bookman Old Style" w:hAnsi="Bookman Old Style" w:cs="Arial"/>
           <w:iCs/>
         </w:rPr>
-        <w:t xml:space="preserve"> %}{{ v }} {% endfor %}</w:t>
+        <w:t>endfor</w:t>
+      </w:r>
+      <w:proofErr w:type="spellEnd"/>
+      <w:r>
+        <w:rPr>
+          <w:rFonts w:ascii="Bookman Old Style" w:hAnsi="Bookman Old Style" w:cs="Arial"/>
+          <w:iCs/>
+        </w:rPr>
+        <w:t xml:space="preserve"> %}</w:t>
       </w:r>
     </w:p>
     <w:p>
@@ -730,11 +788,10 @@
       <w:r>
         <w:rPr>
           <w:rFonts w:ascii="Bookman Old Style" w:hAnsi="Bookman Old Style" w:cs="Arial"/>
-          <w:b/>
-          <w:bCs/>
         </w:rPr>
         <w:t>{{</w:t>
       </w:r>
+      <w:proofErr w:type="spellStart"/>
       <w:r>
         <w:rPr>
           <w:rFonts w:ascii="Bookman Old Style" w:hAnsi="Bookman Old Style" w:cs="Arial"/>
@@ -742,11 +799,10 @@
         </w:rPr>
         <w:t>date_of_notice_of_violation</w:t>
       </w:r>
-      <w:r>
-        <w:rPr>
-          <w:rFonts w:ascii="Bookman Old Style" w:hAnsi="Bookman Old Style" w:cs="Arial"/>
-          <w:b/>
-          <w:bCs/>
+      <w:proofErr w:type="spellEnd"/>
+      <w:r>
+        <w:rPr>
+          <w:rFonts w:ascii="Bookman Old Style" w:hAnsi="Bookman Old Style" w:cs="Arial"/>
           <w:lang w:val="en-PH"/>
         </w:rPr>
         <w:t>}}</w:t>
@@ -761,37 +817,13 @@
         <w:rPr>
           <w:rFonts w:ascii="Bookman Old Style" w:hAnsi="Bookman Old Style" w:cs="Arial"/>
         </w:rPr>
-        <w:t>and</w:t>
-      </w:r>
-      <w:r>
-        <w:rPr>
-          <w:rFonts w:ascii="Bookman Old Style" w:hAnsi="Bookman Old Style" w:cs="Arial"/>
-        </w:rPr>
-        <w:t xml:space="preserve"> </w:t>
-      </w:r>
-      <w:r>
-        <w:rPr>
-          <w:rFonts w:ascii="Bookman Old Style" w:hAnsi="Bookman Old Style" w:cs="Arial"/>
-        </w:rPr>
-        <w:t xml:space="preserve">Respondent </w:t>
-      </w:r>
-      <w:r>
-        <w:rPr>
-          <w:rFonts w:ascii="Bookman Old Style" w:hAnsi="Bookman Old Style" w:cs="Arial"/>
-        </w:rPr>
-        <w:t xml:space="preserve">was given an opportunity to explain why it should not be penalized under the law. </w:t>
-      </w:r>
-      <w:r>
-        <w:rPr>
-          <w:rFonts w:ascii="Bookman Old Style" w:hAnsi="Bookman Old Style" w:cs="Arial"/>
-        </w:rPr>
-        <w:t>However, Respondent did not submit a Position Paper</w:t>
-      </w:r>
-      <w:r>
-        <w:rPr>
-          <w:rFonts w:ascii="Bookman Old Style" w:hAnsi="Bookman Old Style" w:cs="Arial"/>
-        </w:rPr>
-        <w:t>.</w:t>
+        <w:t xml:space="preserve">and Respondent was given an opportunity to explain why it should not be penalized under the law. </w:t>
+      </w:r>
+      <w:r>
+        <w:rPr>
+          <w:rFonts w:ascii="Bookman Old Style" w:hAnsi="Bookman Old Style" w:cs="Arial"/>
+        </w:rPr>
+        <w:t>However, Respondent did not submit a Position Paper.</w:t>
       </w:r>
     </w:p>
     <w:p>
@@ -974,6 +1006,7 @@
           <w:lang w:val="en-PH" w:eastAsia="en-PH"/>
         </w:rPr>
       </w:pPr>
+      <w:proofErr w:type="gramStart"/>
       <w:r>
         <w:rPr>
           <w:rFonts w:ascii="Bookman Old Style" w:hAnsi="Bookman Old Style"/>
@@ -982,7 +1015,18 @@
           <w:color w:val="000000"/>
           <w:lang w:val="en-PH" w:eastAsia="en-PH"/>
         </w:rPr>
-        <w:t>SO ORDERED.</w:t>
+        <w:t>SO</w:t>
+      </w:r>
+      <w:proofErr w:type="gramEnd"/>
+      <w:r>
+        <w:rPr>
+          <w:rFonts w:ascii="Bookman Old Style" w:hAnsi="Bookman Old Style"/>
+          <w:b/>
+          <w:bCs/>
+          <w:color w:val="000000"/>
+          <w:lang w:val="en-PH" w:eastAsia="en-PH"/>
+        </w:rPr>
+        <w:t xml:space="preserve"> ORDERED.</w:t>
       </w:r>
     </w:p>
     <w:p>
@@ -1232,7 +1276,27 @@
         <w:sz w:val="20"/>
         <w:szCs w:val="20"/>
       </w:rPr>
-      <w:t>{{client_name}}</w:t>
+      <w:t>{{</w:t>
+    </w:r>
+    <w:proofErr w:type="spellStart"/>
+    <w:r>
+      <w:rPr>
+        <w:rFonts w:ascii="Bookman Old Style" w:eastAsia="Bookman Old Style" w:hAnsi="Bookman Old Style" w:cs="Bookman Old Style"/>
+        <w:b/>
+        <w:sz w:val="20"/>
+        <w:szCs w:val="20"/>
+      </w:rPr>
+      <w:t>client_name</w:t>
+    </w:r>
+    <w:proofErr w:type="spellEnd"/>
+    <w:r>
+      <w:rPr>
+        <w:rFonts w:ascii="Bookman Old Style" w:eastAsia="Bookman Old Style" w:hAnsi="Bookman Old Style" w:cs="Bookman Old Style"/>
+        <w:b/>
+        <w:sz w:val="20"/>
+        <w:szCs w:val="20"/>
+      </w:rPr>
+      <w:t>}}</w:t>
     </w:r>
     <w:r>
       <w:rPr>
@@ -1358,7 +1422,27 @@
         <w:sz w:val="20"/>
         <w:szCs w:val="20"/>
       </w:rPr>
-      <w:t>{{case_number_only}}</w:t>
+      <w:t>{{</w:t>
+    </w:r>
+    <w:proofErr w:type="spellStart"/>
+    <w:r>
+      <w:rPr>
+        <w:rFonts w:ascii="Bookman Old Style" w:eastAsia="Bookman Old Style" w:hAnsi="Bookman Old Style" w:cs="Bookman Old Style"/>
+        <w:bCs/>
+        <w:sz w:val="20"/>
+        <w:szCs w:val="20"/>
+      </w:rPr>
+      <w:t>case_number_only</w:t>
+    </w:r>
+    <w:proofErr w:type="spellEnd"/>
+    <w:r>
+      <w:rPr>
+        <w:rFonts w:ascii="Bookman Old Style" w:eastAsia="Bookman Old Style" w:hAnsi="Bookman Old Style" w:cs="Bookman Old Style"/>
+        <w:bCs/>
+        <w:sz w:val="20"/>
+        <w:szCs w:val="20"/>
+      </w:rPr>
+      <w:t>}}</w:t>
     </w:r>
     <w:r>
       <w:rPr>
@@ -1391,7 +1475,27 @@
         <w:sz w:val="20"/>
         <w:szCs w:val="20"/>
       </w:rPr>
-      <w:t>{{case_number}}</w:t>
+      <w:t>{{</w:t>
+    </w:r>
+    <w:proofErr w:type="spellStart"/>
+    <w:r>
+      <w:rPr>
+        <w:rFonts w:ascii="Bookman Old Style" w:eastAsia="Bookman Old Style" w:hAnsi="Bookman Old Style" w:cs="Bookman Old Style"/>
+        <w:bCs/>
+        <w:sz w:val="20"/>
+        <w:szCs w:val="20"/>
+      </w:rPr>
+      <w:t>case_number</w:t>
+    </w:r>
+    <w:proofErr w:type="spellEnd"/>
+    <w:r>
+      <w:rPr>
+        <w:rFonts w:ascii="Bookman Old Style" w:eastAsia="Bookman Old Style" w:hAnsi="Bookman Old Style" w:cs="Bookman Old Style"/>
+        <w:bCs/>
+        <w:sz w:val="20"/>
+        <w:szCs w:val="20"/>
+      </w:rPr>
+      <w:t>}}</w:t>
     </w:r>
   </w:p>
 </w:ftr>
